--- a/lib/briefing/templates/_algemeen.docx
+++ b/lib/briefing/templates/_algemeen.docx
@@ -2051,7 +2051,193 @@
     </w:p>
     <w:p>
       <w:r>
-        <w:t xml:space="preserve">+++IF $a.kop+++</w:t>
+        <w:t xml:space="preserve">+++IF $a.niveau === 1+++</w:t>
+      </w:r>
+    </w:p>
+    <w:p>
+      <w:pPr>
+        <w:rPr>
+          <w:lang w:val="en-US" w:eastAsia="nl-NL"/>
+        </w:rPr>
+      </w:pPr>
+      <w:r>
+        <w:rPr>
+          <w:b/>
+          <w:bCs/>
+          <w:sz w:val="27"/>
+          <w:szCs w:val="27"/>
+          <w:lang w:val="en-US" w:eastAsia="nl-NL"/>
+        </w:rPr>
+        <w:t xml:space="preserve">+++$a.tekst+++</w:t>
+      </w:r>
+      <w:proofErr w:type="spellStart"/>
+      <w:proofErr w:type="spellEnd"/>
+      <w:proofErr w:type="spellStart"/>
+      <w:proofErr w:type="spellEnd"/>
+      <w:proofErr w:type="spellStart"/>
+      <w:proofErr w:type="spellEnd"/>
+      <w:proofErr w:type="spellStart"/>
+      <w:proofErr w:type="spellEnd"/>
+      <w:proofErr w:type="spellStart"/>
+      <w:proofErr w:type="spellEnd"/>
+      <w:proofErr w:type="spellStart"/>
+      <w:proofErr w:type="spellEnd"/>
+      <w:proofErr w:type="spellStart"/>
+      <w:proofErr w:type="spellEnd"/>
+      <w:proofErr w:type="spellStart"/>
+      <w:proofErr w:type="spellEnd"/>
+      <w:proofErr w:type="spellStart"/>
+      <w:proofErr w:type="spellEnd"/>
+      <w:proofErr w:type="spellStart"/>
+      <w:proofErr w:type="spellEnd"/>
+      <w:proofErr w:type="spellStart"/>
+      <w:proofErr w:type="spellEnd"/>
+      <w:proofErr w:type="spellStart"/>
+      <w:proofErr w:type="spellEnd"/>
+      <w:proofErr w:type="spellStart"/>
+      <w:proofErr w:type="spellEnd"/>
+      <w:proofErr w:type="spellStart"/>
+      <w:proofErr w:type="spellEnd"/>
+      <w:proofErr w:type="spellStart"/>
+      <w:proofErr w:type="spellEnd"/>
+      <w:proofErr w:type="spellStart"/>
+      <w:proofErr w:type="spellEnd"/>
+      <w:proofErr w:type="spellStart"/>
+      <w:proofErr w:type="spellEnd"/>
+      <w:proofErr w:type="spellStart"/>
+      <w:proofErr w:type="spellEnd"/>
+      <w:proofErr w:type="spellStart"/>
+      <w:proofErr w:type="spellEnd"/>
+      <w:proofErr w:type="spellStart"/>
+      <w:proofErr w:type="spellEnd"/>
+      <w:proofErr w:type="spellStart"/>
+      <w:proofErr w:type="spellEnd"/>
+      <w:proofErr w:type="spellStart"/>
+      <w:proofErr w:type="spellEnd"/>
+      <w:proofErr w:type="spellStart"/>
+      <w:proofErr w:type="spellEnd"/>
+      <w:proofErr w:type="spellStart"/>
+      <w:proofErr w:type="spellEnd"/>
+      <w:proofErr w:type="spellStart"/>
+      <w:proofErr w:type="spellEnd"/>
+      <w:proofErr w:type="spellStart"/>
+      <w:proofErr w:type="spellEnd"/>
+      <w:proofErr w:type="spellStart"/>
+      <w:proofErr w:type="spellEnd"/>
+      <w:proofErr w:type="spellStart"/>
+      <w:proofErr w:type="spellEnd"/>
+      <w:proofErr w:type="spellStart"/>
+      <w:proofErr w:type="spellEnd"/>
+      <w:proofErr w:type="spellStart"/>
+      <w:proofErr w:type="spellEnd"/>
+      <w:proofErr w:type="spellStart"/>
+      <w:proofErr w:type="spellEnd"/>
+      <w:proofErr w:type="spellStart"/>
+      <w:proofErr w:type="spellEnd"/>
+      <w:proofErr w:type="spellStart"/>
+      <w:proofErr w:type="spellEnd"/>
+    </w:p>
+    <w:p>
+      <w:r>
+        <w:t xml:space="preserve">+++END-IF+++</w:t>
+      </w:r>
+    </w:p>
+    <w:p>
+      <w:r>
+        <w:t xml:space="preserve">+++IF $a.niveau === 2+++</w:t>
+      </w:r>
+    </w:p>
+    <w:p>
+      <w:pPr>
+        <w:rPr>
+          <w:lang w:val="en-US" w:eastAsia="nl-NL"/>
+        </w:rPr>
+      </w:pPr>
+      <w:r>
+        <w:rPr>
+          <w:b/>
+          <w:bCs/>
+          <w:sz w:val="26"/>
+          <w:szCs w:val="26"/>
+          <w:lang w:val="en-US" w:eastAsia="nl-NL"/>
+        </w:rPr>
+        <w:t xml:space="preserve">+++$a.tekst+++</w:t>
+      </w:r>
+      <w:proofErr w:type="spellStart"/>
+      <w:proofErr w:type="spellEnd"/>
+      <w:proofErr w:type="spellStart"/>
+      <w:proofErr w:type="spellEnd"/>
+      <w:proofErr w:type="spellStart"/>
+      <w:proofErr w:type="spellEnd"/>
+      <w:proofErr w:type="spellStart"/>
+      <w:proofErr w:type="spellEnd"/>
+      <w:proofErr w:type="spellStart"/>
+      <w:proofErr w:type="spellEnd"/>
+      <w:proofErr w:type="spellStart"/>
+      <w:proofErr w:type="spellEnd"/>
+      <w:proofErr w:type="spellStart"/>
+      <w:proofErr w:type="spellEnd"/>
+      <w:proofErr w:type="spellStart"/>
+      <w:proofErr w:type="spellEnd"/>
+      <w:proofErr w:type="spellStart"/>
+      <w:proofErr w:type="spellEnd"/>
+      <w:proofErr w:type="spellStart"/>
+      <w:proofErr w:type="spellEnd"/>
+      <w:proofErr w:type="spellStart"/>
+      <w:proofErr w:type="spellEnd"/>
+      <w:proofErr w:type="spellStart"/>
+      <w:proofErr w:type="spellEnd"/>
+      <w:proofErr w:type="spellStart"/>
+      <w:proofErr w:type="spellEnd"/>
+      <w:proofErr w:type="spellStart"/>
+      <w:proofErr w:type="spellEnd"/>
+      <w:proofErr w:type="spellStart"/>
+      <w:proofErr w:type="spellEnd"/>
+      <w:proofErr w:type="spellStart"/>
+      <w:proofErr w:type="spellEnd"/>
+      <w:proofErr w:type="spellStart"/>
+      <w:proofErr w:type="spellEnd"/>
+      <w:proofErr w:type="spellStart"/>
+      <w:proofErr w:type="spellEnd"/>
+      <w:proofErr w:type="spellStart"/>
+      <w:proofErr w:type="spellEnd"/>
+      <w:proofErr w:type="spellStart"/>
+      <w:proofErr w:type="spellEnd"/>
+      <w:proofErr w:type="spellStart"/>
+      <w:proofErr w:type="spellEnd"/>
+      <w:proofErr w:type="spellStart"/>
+      <w:proofErr w:type="spellEnd"/>
+      <w:proofErr w:type="spellStart"/>
+      <w:proofErr w:type="spellEnd"/>
+      <w:proofErr w:type="spellStart"/>
+      <w:proofErr w:type="spellEnd"/>
+      <w:proofErr w:type="spellStart"/>
+      <w:proofErr w:type="spellEnd"/>
+      <w:proofErr w:type="spellStart"/>
+      <w:proofErr w:type="spellEnd"/>
+      <w:proofErr w:type="spellStart"/>
+      <w:proofErr w:type="spellEnd"/>
+      <w:proofErr w:type="spellStart"/>
+      <w:proofErr w:type="spellEnd"/>
+      <w:proofErr w:type="spellStart"/>
+      <w:proofErr w:type="spellEnd"/>
+      <w:proofErr w:type="spellStart"/>
+      <w:proofErr w:type="spellEnd"/>
+      <w:proofErr w:type="spellStart"/>
+      <w:proofErr w:type="spellEnd"/>
+      <w:proofErr w:type="spellStart"/>
+      <w:proofErr w:type="spellEnd"/>
+      <w:proofErr w:type="spellStart"/>
+      <w:proofErr w:type="spellEnd"/>
+    </w:p>
+    <w:p>
+      <w:r>
+        <w:t xml:space="preserve">+++END-IF+++</w:t>
+      </w:r>
+    </w:p>
+    <w:p>
+      <w:r>
+        <w:t xml:space="preserve">+++IF $a.niveau === 3+++</w:t>
       </w:r>
     </w:p>
     <w:p>
